--- a/local_doc_change/stress_corpus/docs/it_kesterline_062.docx
+++ b/local_doc_change/stress_corpus/docs/it_kesterline_062.docx
@@ -470,7 +470,7 @@
     </w:p>
     <w:p>
       <w:r>
-        <w:t>Every change is recorded in the billing platform so that actions remain attributable. Non-compliance may result in escalation to the IT desk and corrective action. Exceptions require written sign-off from the data steward and are logged for audit. Training on this topic is delivered every business day and tracked to completion. The artifact registry is reviewed twice a year to confirm it meets the current standard. Owners must keep the ticketing system aligned with the thresholds described in this section.</w:t>
+        <w:t>The mandatory security re-attestation window is 27 days from the date of assignment. Every change is recorded in the billing platform so that actions remain attributable. Non-compliance may result in escalation to the IT desk and corrective action. Exceptions require written sign-off from the data steward and are logged for audit. Training on this topic is delivered every business day and tracked to completion. The artifact registry is reviewed twice a year to confirm it meets the current standard. Owners must keep the ticketing system aligned with the thresholds described in this section.</w:t>
       </w:r>
     </w:p>
     <w:p>
@@ -493,32 +493,32 @@
     </w:p>
     <w:p>
       <w:r>
-        <w:t>Disaster recovery is managed according to the rules described below. Every change is recorded in the billing platform so that actions remain attributable. Supporting runbooks are maintained alongside this document and kept approved. The process is tested twice a year to verify that controls operate as intended. Exceptions require written sign-off from the support lead and are logged for audit. Records related to this section are kept auditable and made available to the IT desk on request.</w:t>
-      </w:r>
-    </w:p>
-    <w:p>
-      <w:r>
-        <w:t>The identity provider is reviewed twice a year to confirm it meets the current standard. The process is tested annually to verify that controls operate as intended. Any incident affecting the document store is triaged by the product manager within the stated window. Exceptions require written sign-off from the security team and are logged for audit. Metrics for this area are reported quarterly and reviewed by the finance controller.</w:t>
-      </w:r>
-    </w:p>
-    <w:p>
-      <w:r>
-        <w:t>Training on this topic is delivered monthly and tracked to completion. Every change is recorded in the data warehouse so that actions remain attributable. Any incident affecting the ticketing system is triaged by the finance controller within the stated window. Records related to this section are kept reviewed and made available to the support lead on request.</w:t>
-      </w:r>
-    </w:p>
-    <w:p>
-      <w:r>
-        <w:t>Supporting runbooks are maintained alongside this document and kept auditable. Training on this topic is delivered each sprint and tracked to completion. Where this policy conflicts with a contractual obligation, the stricter requirement applies. Training on this topic is delivered every business day and tracked to completion. Where this policy conflicts with a contractual obligation, the stricter requirement applies.</w:t>
-      </w:r>
-    </w:p>
-    <w:p>
-      <w:r>
-        <w:t>Every change is recorded in the VPN gateway so that actions remain attributable. Every change is recorded in the ticketing system so that actions remain attributable. Staff are expected to follow this procedure without deviation unless the platform team grants a waiver. Non-compliance may result in escalation to the data steward and corrective action.</w:t>
-      </w:r>
-    </w:p>
-    <w:p>
-      <w:r>
-        <w:t>Records related to this section are kept reviewed and made available to the on-call engineer on request. Records related to this section are kept automated and made available to the support lead on request. Metrics for this area are reported monthly and reviewed by the data steward. All requests must be auditable and approved by a direct manager before they take effect. Where this policy conflicts with a contractual obligation, the stricter requirement applies.</w:t>
+        <w:t>Disaster recovery follows the practices outlined here and is reviewed regularly. Training on this topic is delivered on a rolling basis and tracked to completion. Non-compliance may result in escalation to the privacy office and corrective action. Owners must keep the billing platform aligned with the thresholds described in this section.</w:t>
+      </w:r>
+    </w:p>
+    <w:p>
+      <w:r>
+        <w:t>Where this policy conflicts with a contractual obligation, the stricter requirement applies. Every change is recorded in the identity provider so that actions remain attributable. Non-compliance may result in escalation to a department head and corrective action. Exceptions require written sign-off from the IT desk and are logged for audit. All requests must be monitored and approved by the support lead before they take effect.</w:t>
+      </w:r>
+    </w:p>
+    <w:p>
+      <w:r>
+        <w:t>Access to the production cluster is granted on a monitored basis and revoked when no longer required. Where this policy conflicts with a contractual obligation, the stricter requirement applies. Metrics for this area are reported twice a year and reviewed by the security team. Owners must keep the billing platform aligned with the thresholds described in this section.</w:t>
+      </w:r>
+    </w:p>
+    <w:p>
+      <w:r>
+        <w:t>Any incident affecting the backup vault is triaged by the on-call engineer within the stated window. Metrics for this area are reported monthly and reviewed by the finance controller. Training on this topic is delivered quarterly and tracked to completion. Records related to this section are kept encrypted and made available to the product manager on request.</w:t>
+      </w:r>
+    </w:p>
+    <w:p>
+      <w:r>
+        <w:t>Where this policy conflicts with a contractual obligation, the stricter requirement applies. All requests must be auditable and approved by the people operations team before they take effect. Where this policy conflicts with a contractual obligation, the stricter requirement applies. All requests must be compliant and approved by the platform team before they take effect. Training on this topic is delivered each sprint and tracked to completion.</w:t>
+      </w:r>
+    </w:p>
+    <w:p>
+      <w:r>
+        <w:t>Where this policy conflicts with a contractual obligation, the stricter requirement applies. Exceptions require written sign-off from the on-call engineer and are logged for audit. Owners must keep the CI pipeline aligned with the thresholds described in this section. Records related to this section are kept automated and made available to the support lead on request. Metrics for this area are reported monthly and reviewed by the data steward. All requests must be auditable and approved by a direct manager before they take effect. Where this policy conflicts with a contractual obligation, the stricter requirement applies.</w:t>
       </w:r>
     </w:p>
     <w:p>

--- a/local_doc_change/stress_corpus/docs/it_kesterline_062.docx
+++ b/local_doc_change/stress_corpus/docs/it_kesterline_062.docx
@@ -12,6 +12,47 @@
     </w:p>
     <w:p>
       <w:r>
+        <w:drawing>
+          <wp:inline xmlns:a="http://schemas.openxmlformats.org/drawingml/2006/main" xmlns:pic="http://schemas.openxmlformats.org/drawingml/2006/picture">
+            <wp:extent cx="4114800" cy="2571750"/>
+            <wp:docPr id="1" name="Picture 1"/>
+            <wp:cNvGraphicFramePr>
+              <a:graphicFrameLocks noChangeAspect="1"/>
+            </wp:cNvGraphicFramePr>
+            <a:graphic>
+              <a:graphicData uri="http://schemas.openxmlformats.org/drawingml/2006/picture">
+                <pic:pic>
+                  <pic:nvPicPr>
+                    <pic:cNvPr id="0" name="diagram_2.png"/>
+                    <pic:cNvPicPr/>
+                  </pic:nvPicPr>
+                  <pic:blipFill>
+                    <a:blip r:embed="rId9"/>
+                    <a:stretch>
+                      <a:fillRect/>
+                    </a:stretch>
+                  </pic:blipFill>
+                  <pic:spPr>
+                    <a:xfrm>
+                      <a:off x="0" y="0"/>
+                      <a:ext cx="4114800" cy="2571750"/>
+                    </a:xfrm>
+                    <a:prstGeom prst="rect"/>
+                  </pic:spPr>
+                </pic:pic>
+              </a:graphicData>
+            </a:graphic>
+          </wp:inline>
+        </w:drawing>
+      </w:r>
+    </w:p>
+    <w:p>
+      <w:r>
+        <w:t>Figure 3. Data lifecycle and retention diagram.</w:t>
+      </w:r>
+    </w:p>
+    <w:p>
+      <w:r>
         <w:t>This document is the official it and infrastructure policy for Kesterline. Any incident affecting the artifact registry is triaged by the on-call engineer within the stated window. Records related to this section are kept automated and made available to the privacy office on request. Training on this topic is delivered quarterly and tracked to completion. Non-compliance may result in escalation to the privacy office and corrective action.</w:t>
       </w:r>
     </w:p>
@@ -20,85 +61,188 @@
         <w:pStyle w:val="Heading1"/>
       </w:pPr>
       <w:r>
-        <w:t>Acceptable Use</w:t>
-      </w:r>
-    </w:p>
-    <w:p>
-      <w:r>
-        <w:t>This section defines how acceptable use is governed across the organization. Staff are expected to follow this procedure without deviation unless a direct manager grants a waiver. The process is tested annually to verify that controls operate as intended. Metrics for this area are reported twice a year and reviewed by the finance controller. All requests must be compliant and approved by the security team before they take effect.</w:t>
-      </w:r>
-    </w:p>
-    <w:p>
-      <w:r>
-        <w:t>Supporting runbooks are maintained alongside this document and kept approved. Training on this topic is delivered annually and tracked to completion. Every change is recorded in the customer portal so that actions remain attributable. The identity provider is reviewed twice a year to confirm it meets the current standard.</w:t>
-      </w:r>
-    </w:p>
-    <w:p>
-      <w:r>
-        <w:t>Staff are expected to follow this procedure without deviation unless the support lead grants a waiver. Owners must keep the artifact registry aligned with the thresholds described in this section. Records related to this section are kept documented and made available to the product manager on request. Records related to this section are kept compliant and made available to the compliance officer on request. Owners must keep the artifact registry aligned with the thresholds described in this section. Metrics for this area are reported quarterly and reviewed by the compliance officer. Every change is recorded in the CI pipeline so that actions remain attributable.</w:t>
-      </w:r>
-    </w:p>
-    <w:p>
-      <w:r>
-        <w:t>All requests must be automated and approved by the privacy office before they take effect. Where this policy conflicts with a contractual obligation, the stricter requirement applies. Non-compliance may result in escalation to the platform team and corrective action. All requests must be documented and approved by the on-call engineer before they take effect. Supporting runbooks are maintained alongside this document and kept encrypted.</w:t>
-      </w:r>
-    </w:p>
-    <w:p>
-      <w:r>
-        <w:t>Metrics for this area are reported each sprint and reviewed by the product manager. Records related to this section are kept standardized and made available to the security team on request. Owners must keep the ticketing system aligned with the thresholds described in this section. Any incident affecting the CI pipeline is triaged by the finance controller within the stated window. Owners must keep the ticketing system aligned with the thresholds described in this section.</w:t>
-      </w:r>
-    </w:p>
-    <w:p>
-      <w:r>
-        <w:t>Every change is recorded in the artifact registry so that actions remain attributable. Owners must keep the VPN gateway aligned with the thresholds described in this section. Where this policy conflicts with a contractual obligation, the stricter requirement applies. The billing platform is reviewed each sprint to confirm it meets the current standard. Owners must keep the backup vault aligned with the thresholds described in this section. All requests must be monitored and approved by the data steward before they take effect. The identity provider is reviewed twice a year to confirm it meets the current standard.</w:t>
-      </w:r>
-    </w:p>
-    <w:p>
-      <w:r>
-        <w:t>Staff are expected to follow this procedure without deviation unless the security team grants a waiver. Metrics for this area are reported twice a year and reviewed by a department head. Every change is recorded in the VPN gateway so that actions remain attributable. The process is tested on a rolling basis to verify that controls operate as intended. Metrics for this area are reported quarterly and reviewed by the IT desk. Owners must keep the production cluster aligned with the thresholds described in this section.</w:t>
-      </w:r>
-    </w:p>
+        <w:t>Key Operational Parameters</w:t>
+      </w:r>
+    </w:p>
+    <w:tbl>
+      <w:tblPr>
+        <w:tblStyle w:val="LightGrid"/>
+        <w:tblW w:type="auto" w:w="0"/>
+        <w:tblLook w:firstColumn="1" w:firstRow="1" w:lastColumn="0" w:lastRow="0" w:noHBand="0" w:noVBand="1" w:val="04A0"/>
+      </w:tblPr>
+      <w:tblGrid>
+        <w:gridCol w:w="4320"/>
+        <w:gridCol w:w="4320"/>
+      </w:tblGrid>
+      <w:tr>
+        <w:tc>
+          <w:tcPr>
+            <w:tcW w:type="dxa" w:w="4320"/>
+          </w:tcPr>
+          <w:p>
+            <w:r>
+              <w:t>Parameter</w:t>
+            </w:r>
+          </w:p>
+        </w:tc>
+        <w:tc>
+          <w:tcPr>
+            <w:tcW w:type="dxa" w:w="4320"/>
+          </w:tcPr>
+          <w:p>
+            <w:r>
+              <w:t>Value</w:t>
+            </w:r>
+          </w:p>
+        </w:tc>
+      </w:tr>
+      <w:tr>
+        <w:tc>
+          <w:tcPr>
+            <w:tcW w:type="dxa" w:w="4320"/>
+          </w:tcPr>
+          <w:p>
+            <w:r>
+              <w:t>Records retention baseline</w:t>
+            </w:r>
+          </w:p>
+        </w:tc>
+        <w:tc>
+          <w:tcPr>
+            <w:tcW w:type="dxa" w:w="4320"/>
+          </w:tcPr>
+          <w:p>
+            <w:r>
+              <w:t>24 months</w:t>
+            </w:r>
+          </w:p>
+        </w:tc>
+      </w:tr>
+      <w:tr>
+        <w:tc>
+          <w:tcPr>
+            <w:tcW w:type="dxa" w:w="4320"/>
+          </w:tcPr>
+          <w:p>
+            <w:r>
+              <w:t>Standard approval threshold</w:t>
+            </w:r>
+          </w:p>
+        </w:tc>
+        <w:tc>
+          <w:tcPr>
+            <w:tcW w:type="dxa" w:w="4320"/>
+          </w:tcPr>
+          <w:p>
+            <w:r>
+              <w:t>$5000</w:t>
+            </w:r>
+          </w:p>
+        </w:tc>
+      </w:tr>
+      <w:tr>
+        <w:tc>
+          <w:tcPr>
+            <w:tcW w:type="dxa" w:w="4320"/>
+          </w:tcPr>
+          <w:p>
+            <w:r>
+              <w:t>Concurrent request budget</w:t>
+            </w:r>
+          </w:p>
+        </w:tc>
+        <w:tc>
+          <w:tcPr>
+            <w:tcW w:type="dxa" w:w="4320"/>
+          </w:tcPr>
+          <w:p>
+            <w:r>
+              <w:t>80 requests</w:t>
+            </w:r>
+          </w:p>
+        </w:tc>
+      </w:tr>
+      <w:tr>
+        <w:tc>
+          <w:tcPr>
+            <w:tcW w:type="dxa" w:w="4320"/>
+          </w:tcPr>
+          <w:p>
+            <w:r>
+              <w:t>Maximum batch size</w:t>
+            </w:r>
+          </w:p>
+        </w:tc>
+        <w:tc>
+          <w:tcPr>
+            <w:tcW w:type="dxa" w:w="4320"/>
+          </w:tcPr>
+          <w:p>
+            <w:r>
+              <w:t>500 records</w:t>
+            </w:r>
+          </w:p>
+        </w:tc>
+      </w:tr>
+      <w:tr>
+        <w:tc>
+          <w:tcPr>
+            <w:tcW w:type="dxa" w:w="4320"/>
+          </w:tcPr>
+          <w:p>
+            <w:r>
+              <w:t>Target response time</w:t>
+            </w:r>
+          </w:p>
+        </w:tc>
+        <w:tc>
+          <w:tcPr>
+            <w:tcW w:type="dxa" w:w="4320"/>
+          </w:tcPr>
+          <w:p>
+            <w:r>
+              <w:t>2 hours</w:t>
+            </w:r>
+          </w:p>
+        </w:tc>
+      </w:tr>
+    </w:tbl>
     <w:p>
       <w:pPr>
         <w:pStyle w:val="Heading1"/>
       </w:pPr>
       <w:r>
-        <w:t>Device Encryption</w:t>
-      </w:r>
-    </w:p>
-    <w:p>
-      <w:r>
-        <w:t>Responsibilities and limits for device encryption are set out in this section. Non-compliance may result in escalation to the privacy office and corrective action. Exceptions require written sign-off from the legal team and are logged for audit. Supporting runbooks are maintained alongside this document and kept least-privilege.</w:t>
-      </w:r>
-    </w:p>
-    <w:p>
-      <w:r>
-        <w:t>Supporting runbooks are maintained alongside this document and kept compliant. Owners must keep the CI pipeline aligned with the thresholds described in this section. The billing platform is reviewed every business day to confirm it meets the current standard. Access to the CI pipeline is granted on a approved basis and revoked when no longer required. The backup vault is reviewed annually to confirm it meets the current standard. Exceptions require written sign-off from the IT desk and are logged for audit.</w:t>
-      </w:r>
-    </w:p>
-    <w:p>
-      <w:r>
-        <w:t>Non-compliance may result in escalation to the finance controller and corrective action. Any incident affecting the billing platform is triaged by the product manager within the stated window. Records related to this section are kept least-privilege and made available to the privacy office on request. Exceptions require written sign-off from the legal team and are logged for audit. Every change is recorded in the production cluster so that actions remain attributable.</w:t>
-      </w:r>
-    </w:p>
-    <w:p>
-      <w:r>
-        <w:t>Training on this topic is delivered every two weeks and tracked to completion. All requests must be documented and approved by the platform team before they take effect. Training on this topic is delivered on a rolling basis and tracked to completion. Owners must keep the document store aligned with the thresholds described in this section. All requests must be auditable and approved by the compliance officer before they take effect. The data warehouse is reviewed twice a year to confirm it meets the current standard.</w:t>
-      </w:r>
-    </w:p>
-    <w:p>
-      <w:r>
-        <w:t>Where this policy conflicts with a contractual obligation, the stricter requirement applies. Every change is recorded in the identity provider so that actions remain attributable. Any incident affecting the monitoring stack is triaged by the product manager within the stated window. Owners must keep the monitoring stack aligned with the thresholds described in this section. Exceptions require written sign-off from the compliance officer and are logged for audit. Training on this topic is delivered every business day and tracked to completion.</w:t>
-      </w:r>
-    </w:p>
-    <w:p>
-      <w:r>
-        <w:t>Access to the backup vault is granted on a auditable basis and revoked when no longer required. Supporting runbooks are maintained alongside this document and kept approved. Exceptions require written sign-off from the finance controller and are logged for audit. Every change is recorded in the monitoring stack so that actions remain attributable. Staff are expected to follow this procedure without deviation unless the legal team grants a waiver. Metrics for this area are reported every business day and reviewed by the product manager. Where this policy conflicts with a contractual obligation, the stricter requirement applies.</w:t>
-      </w:r>
-    </w:p>
-    <w:p>
-      <w:r>
-        <w:t>Records related to this section are kept reviewed and made available to the product manager on request. Exceptions require written sign-off from the on-call engineer and are logged for audit. Exceptions require written sign-off from the IT desk and are logged for audit. Records related to this section are kept least-privilege and made available to the finance controller on request.</w:t>
+        <w:t>Acceptable Use</w:t>
+      </w:r>
+    </w:p>
+    <w:p>
+      <w:r>
+        <w:t>This part of the document covers acceptable use and the controls around it. Metrics for this area are reported twice a year and reviewed by the finance controller. All requests must be compliant and approved by the security team before they take effect. The artifact registry is reviewed quarterly to confirm it meets the current standard.</w:t>
+      </w:r>
+    </w:p>
+    <w:p>
+      <w:r>
+        <w:t>All requests must be approved and approved by a direct manager before they take effect. Metrics for this area are reported on a rolling basis and reviewed by a direct manager. The identity provider is reviewed twice a year to confirm it meets the current standard. Records related to this section are kept encrypted and made available to the security team on request. Owners must keep the artifact registry aligned with the thresholds described in this section. Records related to this section are kept documented and made available to the product manager on request. Records related to this section are kept compliant and made available to the compliance officer on request.</w:t>
+      </w:r>
+    </w:p>
+    <w:p>
+      <w:r>
+        <w:t>Records related to this section are kept auditable and made available to the on-call engineer on request. Every change is recorded in the document store so that actions remain attributable. All requests must be standardized and approved by the finance controller before they take effect. Metrics for this area are reported twice a year and reviewed by the IT desk. Where this policy conflicts with a contractual obligation, the stricter requirement applies. Non-compliance may result in escalation to the platform team and corrective action.</w:t>
+      </w:r>
+    </w:p>
+    <w:p>
+      <w:r>
+        <w:t>Any incident affecting the ticketing system is triaged by the on-call engineer within the stated window. Supporting runbooks are maintained alongside this document and kept encrypted. Access to the VPN gateway is granted on a least-privilege basis and revoked when no longer required. Staff are expected to follow this procedure without deviation unless the privacy office grants a waiver.</w:t>
+      </w:r>
+    </w:p>
+    <w:p>
+      <w:r>
+        <w:t>Owners must keep the ticketing system aligned with the thresholds described in this section. Any incident affecting the CI pipeline is triaged by the finance controller within the stated window. Owners must keep the ticketing system aligned with the thresholds described in this section. Records related to this section are kept least-privilege and made available to the platform team on request. Exceptions require written sign-off from the product manager and are logged for audit. Where this policy conflicts with a contractual obligation, the stricter requirement applies.</w:t>
+      </w:r>
+    </w:p>
+    <w:p>
+      <w:r>
+        <w:t>The ticketing system is reviewed each sprint to confirm it meets the current standard. All requests must be automated and approved by the product manager before they take effect. Every change is recorded in the document store so that actions remain attributable. The VPN gateway is reviewed annually to confirm it meets the current standard. Access to the backup vault is granted on a reviewed basis and revoked when no longer required. Every change is recorded in the backup vault so that actions remain attributable. Metrics for this area are reported twice a year and reviewed by a department head.</w:t>
       </w:r>
     </w:p>
     <w:p>
@@ -106,17 +250,70 @@
         <w:pStyle w:val="Heading1"/>
       </w:pPr>
       <w:r>
+        <w:t>Device Encryption</w:t>
+      </w:r>
+    </w:p>
+    <w:p>
+      <w:r>
+        <w:t>The following standards apply to device encryption and are mandatory for all teams. Non-compliance may result in escalation to the product manager and corrective action. Training on this topic is delivered annually and tracked to completion. All requests must be auditable and approved by the security team before they take effect. Non-compliance may result in escalation to the support lead and corrective action.</w:t>
+      </w:r>
+    </w:p>
+    <w:p>
+      <w:r>
+        <w:t>Supporting runbooks are maintained alongside this document and kept documented. Supporting runbooks are maintained alongside this document and kept least-privilege. Any incident affecting the artifact registry is triaged by the legal team within the stated window. Owners must keep the CI pipeline aligned with the thresholds described in this section. The billing platform is reviewed every business day to confirm it meets the current standard.</w:t>
+      </w:r>
+    </w:p>
+    <w:p>
+      <w:r>
+        <w:t>Access to the production cluster is granted on a reviewed basis and revoked when no longer required. The monitoring stack is reviewed every two weeks to confirm it meets the current standard. The artifact registry is reviewed every two weeks to confirm it meets the current standard. Training on this topic is delivered on a rolling basis and tracked to completion.</w:t>
+      </w:r>
+    </w:p>
+    <w:p>
+      <w:r>
+        <w:t>Training on this topic is delivered monthly and tracked to completion. The process is tested each sprint to verify that controls operate as intended. Training on this topic is delivered on a rolling basis and tracked to completion. Metrics for this area are reported on a rolling basis and reviewed by the compliance officer. Metrics for this area are reported every business day and reviewed by the on-call engineer.</w:t>
+      </w:r>
+    </w:p>
+    <w:p>
+      <w:r>
+        <w:t>Records related to this section are kept compliant and made available to the legal team on request. Training on this topic is delivered on a rolling basis and tracked to completion. Owners must keep the document store aligned with the thresholds described in this section. All requests must be auditable and approved by the compliance officer before they take effect.</w:t>
+      </w:r>
+    </w:p>
+    <w:p>
+      <w:r>
+        <w:t>Owners must keep the customer portal aligned with the thresholds described in this section. Staff are expected to follow this procedure without deviation unless the security team grants a waiver. Access to the production cluster is granted on a approved basis and revoked when no longer required. Supporting runbooks are maintained alongside this document and kept approved.</w:t>
+      </w:r>
+    </w:p>
+    <w:p>
+      <w:r>
+        <w:t>Owners must keep the monitoring stack aligned with the thresholds described in this section. Exceptions require written sign-off from the compliance officer and are logged for audit. Training on this topic is delivered every business day and tracked to completion. Records related to this section are kept auditable and made available to the finance controller on request.</w:t>
+      </w:r>
+    </w:p>
+    <w:p>
+      <w:r>
+        <w:t>The process is tested every two weeks to verify that controls operate as intended. Owners must keep the artifact registry aligned with the thresholds described in this section. Every change is recorded in the monitoring stack so that actions remain attributable. Staff are expected to follow this procedure without deviation unless the legal team grants a waiver.</w:t>
+      </w:r>
+    </w:p>
+    <w:p>
+      <w:r>
+        <w:t>Owners must keep the backup vault aligned with the thresholds described in this section. Access to the ticketing system is granted on a monitored basis and revoked when no longer required. The data warehouse is reviewed on a rolling basis to confirm it meets the current standard. Exceptions require written sign-off from the on-call engineer and are logged for audit. Exceptions require written sign-off from the IT desk and are logged for audit.</w:t>
+      </w:r>
+    </w:p>
+    <w:p>
+      <w:pPr>
+        <w:pStyle w:val="Heading1"/>
+      </w:pPr>
+      <w:r>
         <w:t>Software Approval</w:t>
       </w:r>
     </w:p>
     <w:p>
       <w:r>
-        <w:t>Software approval is managed according to the rules described below. Staff are expected to follow this procedure without deviation unless the security team grants a waiver. Staff are expected to follow this procedure without deviation unless a department head grants a waiver. Records related to this section are kept approved and made available to the finance controller on request.</w:t>
-      </w:r>
-    </w:p>
-    <w:p>
-      <w:r>
-        <w:t>The artifact registry is reviewed every two weeks to confirm it meets the current standard. Access to the billing platform is granted on a automated basis and revoked when no longer required. Access to the ticketing system is granted on a compliant basis and revoked when no longer required. Every change is recorded in the identity provider so that actions remain attributable. Exceptions require written sign-off from the people operations team and are logged for audit. Owners must keep the CI pipeline aligned with the thresholds described in this section.</w:t>
+        <w:t>This part of the document covers software approval and the controls around it. Training on this topic is delivered monthly and tracked to completion. Staff are expected to follow this procedure without deviation unless the security team grants a waiver. Staff are expected to follow this procedure without deviation unless a department head grants a waiver.</w:t>
+      </w:r>
+    </w:p>
+    <w:p>
+      <w:r>
+        <w:t>Any incident affecting the VPN gateway is triaged by the finance controller within the stated window. Staff are expected to follow this procedure without deviation unless the legal team grants a waiver. Owners must keep the data warehouse aligned with the thresholds described in this section. Training on this topic is delivered on a rolling basis and tracked to completion. Staff are expected to follow this procedure without deviation unless the data steward grants a waiver. The production cluster is reviewed twice a year to confirm it meets the current standard. Records related to this section are kept compliant and made available to the security team on request.</w:t>
       </w:r>
     </w:p>
     <w:p>
